--- a/DBTUNING/ch27_V뷰인스턴스튜닝2_대기이벤트/ch27_실습문제.docx
+++ b/DBTUNING/ch27_V뷰인스턴스튜닝2_대기이벤트/ch27_실습문제.docx
@@ -7,7 +7,7 @@
         <w:pStyle w:val="Heading1"/>
       </w:pPr>
       <w:r>
-        <w:t>제14장  V$ 뷰를 이용한 인스턴스 튜닝 ② 대기 이벤트 분석 — 실습문제</w:t>
+        <w:t>제ch27  V$ 뷰를 이용한 인스턴스 튜닝 ② 대기 이벤트 분석 — 실습문제</w:t>
       </w:r>
     </w:p>
     <w:p>
@@ -2521,7 +2521,7 @@
           <w:b w:val="0"/>
           <w:sz w:val="21"/>
         </w:rPr>
-        <w:t>[상-02] 3장의 블로킹(597↔596) 분석과 14장의 enq: TX 분석의 관계로 옳은 것은?</w:t>
+        <w:t>[상-02] ch17의 블로킹(597↔596) 분석과 ch27의 enq: TX 분석의 관계로 옳은 것은?</w:t>
       </w:r>
     </w:p>
     <w:p>
@@ -2551,7 +2551,7 @@
           <w:b w:val="0"/>
           <w:sz w:val="21"/>
         </w:rPr>
-        <w:t>③ 14장이 3장을 부정</w:t>
+        <w:t>③ ch27이 ch17을 부정</w:t>
       </w:r>
     </w:p>
     <w:p>

--- a/DBTUNING/ch27_V뷰인스턴스튜닝2_대기이벤트/ch27_실습문제.docx
+++ b/DBTUNING/ch27_V뷰인스턴스튜닝2_대기이벤트/ch27_실습문제.docx
@@ -7,7 +7,7 @@
         <w:pStyle w:val="Heading1"/>
       </w:pPr>
       <w:r>
-        <w:t>제ch27  V$ 뷰를 이용한 인스턴스 튜닝 ② 대기 이벤트 분석 — 실습문제</w:t>
+        <w:t>ch27  V$ 뷰를 이용한 인스턴스 튜닝 ② 대기 이벤트 분석 — 실습문제</w:t>
       </w:r>
     </w:p>
     <w:p>
